--- a/看板使用说明.docx
+++ b/看板使用说明.docx
@@ -2430,7 +2430,75 @@
         <w:spacing w:before="280" w:after="140"/>
       </w:pPr>
       <w:r>
-        <w:t>6.1 总评分 = 商品质量分 + 服务体验分</w:t>
+        <w:t>6.1 综合体验分 = 商品质量分×80% + 服务体验分×20%</w:t>
+      </w:r>
+    </w:p>
+    <w:p>
+      <w:pPr>
+        <w:spacing w:before="0" w:after="120" w:line="300" w:lineRule="auto"/>
+      </w:pPr>
+      <w:r>
+        <w:rPr>
+          <w:rFonts w:ascii="Calibri" w:hAnsi="Calibri" w:eastAsia="微软雅黑" w:cs="Calibri" w:hint="eastAsia"/>
+          <w:b w:val="0"/>
+          <w:color w:val="1A1A1A"/>
+          <w:sz w:val="22"/>
+        </w:rPr>
+        <w:t>6 项底层指标的权重</w:t>
+      </w:r>
+      <w:r>
+        <w:rPr>
+          <w:rFonts w:ascii="Calibri" w:hAnsi="Calibri" w:eastAsia="微软雅黑" w:cs="Calibri" w:hint="eastAsia"/>
+          <w:b/>
+          <w:color w:val="1A1A1A"/>
+          <w:sz w:val="22"/>
+        </w:rPr>
+        <w:t>合计 100%</w:t>
+      </w:r>
+      <w:r>
+        <w:rPr>
+          <w:rFonts w:ascii="Calibri" w:hAnsi="Calibri" w:eastAsia="微软雅黑" w:cs="Calibri" w:hint="eastAsia"/>
+          <w:b w:val="0"/>
+          <w:color w:val="1A1A1A"/>
+          <w:sz w:val="22"/>
+        </w:rPr>
+        <w:t xml:space="preserve">：商品类 4 项合计 </w:t>
+      </w:r>
+      <w:r>
+        <w:rPr>
+          <w:rFonts w:ascii="Calibri" w:hAnsi="Calibri" w:eastAsia="微软雅黑" w:cs="Calibri" w:hint="eastAsia"/>
+          <w:b/>
+          <w:color w:val="1A1A1A"/>
+          <w:sz w:val="22"/>
+        </w:rPr>
+        <w:t>80%</w:t>
+      </w:r>
+      <w:r>
+        <w:rPr>
+          <w:rFonts w:ascii="Calibri" w:hAnsi="Calibri" w:eastAsia="微软雅黑" w:cs="Calibri" w:hint="eastAsia"/>
+          <w:b w:val="0"/>
+          <w:color w:val="1A1A1A"/>
+          <w:sz w:val="22"/>
+        </w:rPr>
+        <w:t xml:space="preserve">，服务类 2 项合计 </w:t>
+      </w:r>
+      <w:r>
+        <w:rPr>
+          <w:rFonts w:ascii="Calibri" w:hAnsi="Calibri" w:eastAsia="微软雅黑" w:cs="Calibri" w:hint="eastAsia"/>
+          <w:b/>
+          <w:color w:val="1A1A1A"/>
+          <w:sz w:val="22"/>
+        </w:rPr>
+        <w:t>20%</w:t>
+      </w:r>
+      <w:r>
+        <w:rPr>
+          <w:rFonts w:ascii="Calibri" w:hAnsi="Calibri" w:eastAsia="微软雅黑" w:cs="Calibri" w:hint="eastAsia"/>
+          <w:b w:val="0"/>
+          <w:color w:val="1A1A1A"/>
+          <w:sz w:val="22"/>
+        </w:rPr>
+        <w:t>。</w:t>
       </w:r>
     </w:p>
     <w:tbl>
@@ -2542,7 +2610,7 @@
                 <w:color w:val="1A1A1A"/>
                 <w:sz w:val="20"/>
               </w:rPr>
-              <w:t>美团评分 = 商品质量分 + 服务体验分</w:t>
+              <w:t>美团评分（综合体验分）= 商品质量分×80% + 服务体验分×20%</w:t>
             </w:r>
           </w:p>
           <w:p>
@@ -2556,7 +2624,7 @@
                 <w:color w:val="1A1A1A"/>
                 <w:sz w:val="20"/>
               </w:rPr>
-              <w:t>商品质量分 = 商品满意度×30% + 包装满意度×10% + 复购率指标得分×20% + 食品安全负反馈率×20%（</w:t>
+              <w:t>商品质量分 =（商品满意度×30% + 包装满意度×10% + 复购率指标得分×20% + 食品安全负反馈率×20%）</w:t>
             </w:r>
             <w:r>
               <w:rPr>
@@ -2565,16 +2633,7 @@
                 <w:color w:val="1A1A1A"/>
                 <w:sz w:val="20"/>
               </w:rPr>
-              <w:t>满分 4 分</w:t>
-            </w:r>
-            <w:r>
-              <w:rPr>
-                <w:rFonts w:ascii="Calibri" w:hAnsi="Calibri" w:eastAsia="微软雅黑" w:cs="Calibri" w:hint="eastAsia"/>
-                <w:b w:val="0"/>
-                <w:color w:val="1A1A1A"/>
-                <w:sz w:val="20"/>
-              </w:rPr>
-              <w:t>）</w:t>
+              <w:t>÷ 80%</w:t>
             </w:r>
           </w:p>
           <w:p>
@@ -2588,7 +2647,7 @@
                 <w:color w:val="1A1A1A"/>
                 <w:sz w:val="20"/>
               </w:rPr>
-              <w:t>服务体验分 = 消息回复率×10% + 服务负反馈率×10%（</w:t>
+              <w:t>服务体验分 =（消息回复率×10% + 服务负反馈率×10%）</w:t>
             </w:r>
             <w:r>
               <w:rPr>
@@ -2597,16 +2656,7 @@
                 <w:color w:val="1A1A1A"/>
                 <w:sz w:val="20"/>
               </w:rPr>
-              <w:t>满分 1 分</w:t>
-            </w:r>
-            <w:r>
-              <w:rPr>
-                <w:rFonts w:ascii="Calibri" w:hAnsi="Calibri" w:eastAsia="微软雅黑" w:cs="Calibri" w:hint="eastAsia"/>
-                <w:b w:val="0"/>
-                <w:color w:val="1A1A1A"/>
-                <w:sz w:val="20"/>
-              </w:rPr>
-              <w:t>）</w:t>
+              <w:t>÷ 20%</w:t>
             </w:r>
           </w:p>
         </w:tc>
@@ -2648,7 +2698,7 @@
                 <w:color w:val="1A1A1A"/>
                 <w:sz w:val="20"/>
               </w:rPr>
-              <w:t>闪购评分 = 商品质量分 + 服务体验分</w:t>
+              <w:t>闪购评分（综合体验分）= 商品质量分×80% + 服务体验分×20%</w:t>
             </w:r>
           </w:p>
           <w:p>
@@ -2662,7 +2712,7 @@
                 <w:color w:val="1A1A1A"/>
                 <w:sz w:val="20"/>
               </w:rPr>
-              <w:t xml:space="preserve">商品质量分 = </w:t>
+              <w:t>商品质量分 =（</w:t>
             </w:r>
             <w:r>
               <w:rPr>
@@ -2680,7 +2730,7 @@
                 <w:color w:val="1A1A1A"/>
                 <w:sz w:val="20"/>
               </w:rPr>
-              <w:t>×30% + 包装满意度×10% + 复购率指标得分×20% + 食品安全负反馈率×20%（</w:t>
+              <w:t>×30% + 包装满意度×10% + 复购率指标得分×20% + 食品安全负反馈率×20%）</w:t>
             </w:r>
             <w:r>
               <w:rPr>
@@ -2689,16 +2739,7 @@
                 <w:color w:val="1A1A1A"/>
                 <w:sz w:val="20"/>
               </w:rPr>
-              <w:t>满分 4 分</w:t>
-            </w:r>
-            <w:r>
-              <w:rPr>
-                <w:rFonts w:ascii="Calibri" w:hAnsi="Calibri" w:eastAsia="微软雅黑" w:cs="Calibri" w:hint="eastAsia"/>
-                <w:b w:val="0"/>
-                <w:color w:val="1A1A1A"/>
-                <w:sz w:val="20"/>
-              </w:rPr>
-              <w:t>）</w:t>
+              <w:t>÷ 80%</w:t>
             </w:r>
           </w:p>
           <w:p>
@@ -2712,7 +2753,7 @@
                 <w:color w:val="1A1A1A"/>
                 <w:sz w:val="20"/>
               </w:rPr>
-              <w:t>服务体验分 = 消息回复率×10% + 服务负反馈率×10%（</w:t>
+              <w:t>服务体验分 =（消息回复率×10% + 服务负反馈率×10%）</w:t>
             </w:r>
             <w:r>
               <w:rPr>
@@ -2721,16 +2762,7 @@
                 <w:color w:val="1A1A1A"/>
                 <w:sz w:val="20"/>
               </w:rPr>
-              <w:t>满分 1 分</w:t>
-            </w:r>
-            <w:r>
-              <w:rPr>
-                <w:rFonts w:ascii="Calibri" w:hAnsi="Calibri" w:eastAsia="微软雅黑" w:cs="Calibri" w:hint="eastAsia"/>
-                <w:b w:val="0"/>
-                <w:color w:val="1A1A1A"/>
-                <w:sz w:val="20"/>
-              </w:rPr>
-              <w:t>）</w:t>
+              <w:t>÷ 20%</w:t>
             </w:r>
           </w:p>
         </w:tc>
@@ -2758,7 +2790,7 @@
           <w:color w:val="1A1A1A"/>
           <w:sz w:val="21"/>
         </w:rPr>
-        <w:t>商品质量分满分只有 4 分、服务体验分满分只有 1 分，两者直接相加正好是 5 分制的「总评分」</w:t>
+        <w:t>两个分类分都要归一化到 5 分制</w:t>
       </w:r>
       <w:r>
         <w:rPr>
@@ -2767,7 +2799,43 @@
           <w:color w:val="1A1A1A"/>
           <w:sz w:val="21"/>
         </w:rPr>
-        <w:t>——不是把 4 分和 1 分归一化。所以看到「商品质量分 3.6 分」是正常的，不要以为它“没及格”。</w:t>
+        <w:t>：商品类 4 项权重合计只有 80%，加权求和后要</w:t>
+      </w:r>
+      <w:r>
+        <w:rPr>
+          <w:rFonts w:ascii="Calibri" w:hAnsi="Calibri" w:eastAsia="微软雅黑" w:cs="Calibri" w:hint="eastAsia"/>
+          <w:b/>
+          <w:color w:val="1A1A1A"/>
+          <w:sz w:val="21"/>
+        </w:rPr>
+        <w:t>除以 0.8</w:t>
+      </w:r>
+      <w:r>
+        <w:rPr>
+          <w:rFonts w:ascii="Calibri" w:hAnsi="Calibri" w:eastAsia="微软雅黑" w:cs="Calibri" w:hint="eastAsia"/>
+          <w:b w:val="0"/>
+          <w:color w:val="1A1A1A"/>
+          <w:sz w:val="21"/>
+        </w:rPr>
+        <w:t>；服务类 2 项合计只有 20%，要</w:t>
+      </w:r>
+      <w:r>
+        <w:rPr>
+          <w:rFonts w:ascii="Calibri" w:hAnsi="Calibri" w:eastAsia="微软雅黑" w:cs="Calibri" w:hint="eastAsia"/>
+          <w:b/>
+          <w:color w:val="1A1A1A"/>
+          <w:sz w:val="21"/>
+        </w:rPr>
+        <w:t>除以 0.2</w:t>
+      </w:r>
+      <w:r>
+        <w:rPr>
+          <w:rFonts w:ascii="Calibri" w:hAnsi="Calibri" w:eastAsia="微软雅黑" w:cs="Calibri" w:hint="eastAsia"/>
+          <w:b w:val="0"/>
+          <w:color w:val="1A1A1A"/>
+          <w:sz w:val="21"/>
+        </w:rPr>
+        <w:t>。归一化之后，商品质量分、服务体验分、综合体验分（即看板上的「评分」）都在 0–5 分之间，可以互相比较——所以看到「商品质量分 4.6 分」是正常水平，不用怀疑。  平台评分由平台按其内部原始值计算，用看板里两位小数的分项自己复算，会有 ±0.06 以内的尾差，属正常现象。</w:t>
       </w:r>
     </w:p>
     <w:p>
@@ -4392,7 +4460,25 @@
           <w:color w:val="1A1A1A"/>
           <w:sz w:val="22"/>
         </w:rPr>
-        <w:t>的这两个派生指标算不出环比。区域 / 督导级有上期数据，可以看到变化。</w:t>
+        <w:t>的这两个分类分算不出环比。</w:t>
+      </w:r>
+      <w:r>
+        <w:rPr>
+          <w:rFonts w:ascii="Calibri" w:hAnsi="Calibri" w:eastAsia="微软雅黑" w:cs="Calibri" w:hint="eastAsia"/>
+          <w:b/>
+          <w:color w:val="1A1A1A"/>
+          <w:sz w:val="22"/>
+        </w:rPr>
+        <w:t>督导表现表</w:t>
+      </w:r>
+      <w:r>
+        <w:rPr>
+          <w:rFonts w:ascii="Calibri" w:hAnsi="Calibri" w:eastAsia="微软雅黑" w:cs="Calibri" w:hint="eastAsia"/>
+          <w:b w:val="0"/>
+          <w:color w:val="1A1A1A"/>
+          <w:sz w:val="22"/>
+        </w:rPr>
+        <w:t>有上期数据，能看到变化；区域总览的 KPI 卡里只有评分、商责取消率带环比。</w:t>
       </w:r>
     </w:p>
     <w:p>
@@ -4935,7 +5021,67 @@
                 <w:color w:val="1A1A1A"/>
                 <w:sz w:val="20"/>
               </w:rPr>
-              <w:t>由二级指标按权重算出的两个分项，满分分别是 4 分 / 1 分，相加即「总评分」</w:t>
+              <w:t>由二级指标按权重算出的两个</w:t>
+            </w:r>
+            <w:r>
+              <w:rPr>
+                <w:rFonts w:ascii="Calibri" w:hAnsi="Calibri" w:eastAsia="微软雅黑" w:cs="Calibri" w:hint="eastAsia"/>
+                <w:b/>
+                <w:color w:val="1A1A1A"/>
+                <w:sz w:val="20"/>
+              </w:rPr>
+              <w:t>分类分</w:t>
+            </w:r>
+            <w:r>
+              <w:rPr>
+                <w:rFonts w:ascii="Calibri" w:hAnsi="Calibri" w:eastAsia="微软雅黑" w:cs="Calibri" w:hint="eastAsia"/>
+                <w:b w:val="0"/>
+                <w:color w:val="1A1A1A"/>
+                <w:sz w:val="20"/>
+              </w:rPr>
+              <w:t>，各自除以本维度总权重（80% / 20%）归一化到 5 分制</w:t>
+            </w:r>
+          </w:p>
+        </w:tc>
+      </w:tr>
+      <w:tr>
+        <w:tc>
+          <w:tcPr>
+            <w:tcW w:w="2700" w:type="dxa"/>
+            <w:vAlign w:val="top"/>
+          </w:tcPr>
+          <w:p>
+            <w:pPr>
+              <w:spacing w:before="0" w:after="0" w:line="276" w:lineRule="auto"/>
+            </w:pPr>
+            <w:r>
+              <w:rPr>
+                <w:rFonts w:ascii="Calibri" w:hAnsi="Calibri" w:eastAsia="微软雅黑" w:cs="Calibri" w:hint="eastAsia"/>
+                <w:b w:val="0"/>
+                <w:color w:val="1A1A1A"/>
+                <w:sz w:val="20"/>
+              </w:rPr>
+              <w:t>综合体验分</w:t>
+            </w:r>
+          </w:p>
+        </w:tc>
+        <w:tc>
+          <w:tcPr>
+            <w:tcW w:w="6660" w:type="dxa"/>
+            <w:vAlign w:val="top"/>
+          </w:tcPr>
+          <w:p>
+            <w:pPr>
+              <w:spacing w:before="0" w:after="0" w:line="276" w:lineRule="auto"/>
+            </w:pPr>
+            <w:r>
+              <w:rPr>
+                <w:rFonts w:ascii="Calibri" w:hAnsi="Calibri" w:eastAsia="微软雅黑" w:cs="Calibri" w:hint="eastAsia"/>
+                <w:b w:val="0"/>
+                <w:color w:val="1A1A1A"/>
+                <w:sz w:val="20"/>
+              </w:rPr>
+              <w:t>商品质量分×80% + 服务体验分×20%，即看板上的「评分 / 总评分」（满分 5 分）</w:t>
             </w:r>
           </w:p>
         </w:tc>

--- a/看板使用说明.docx
+++ b/看板使用说明.docx
@@ -4378,7 +4378,7 @@
           <w:color w:val="1A1A1A"/>
           <w:sz w:val="22"/>
         </w:rPr>
-        <w:t>。最常见的两种情况：① 闪购</w:t>
+        <w:t xml:space="preserve">。最常见的两种情况：① </w:t>
       </w:r>
       <w:r>
         <w:rPr>
@@ -4387,7 +4387,7 @@
           <w:color w:val="1A1A1A"/>
           <w:sz w:val="22"/>
         </w:rPr>
-        <w:t>没有上期数据</w:t>
+        <w:t>目录里没有上一期数据</w:t>
       </w:r>
       <w:r>
         <w:rPr>
@@ -4396,7 +4396,7 @@
           <w:color w:val="1A1A1A"/>
           <w:sz w:val="22"/>
         </w:rPr>
-        <w:t>，所以闪购的环比基本都是「—」，这是平台还没给上期值，不是看板出错；② 某家门店在两个平台不都有数据（例如只上了闪购没上美团）。</w:t>
+        <w:t>（比如最早的那一期，或只放了一期文件），任何指标都算不出环比；② 某家门店在两个平台不都有数据（例如只上了闪购没上美团），或这家店是新开的、上一期不存在。</w:t>
       </w:r>
     </w:p>
     <w:p>
@@ -4410,7 +4410,7 @@
           <w:color w:val="1A1A1A"/>
           <w:sz w:val="22"/>
         </w:rPr>
-        <w:t>Q：为什么「商品质量分」「服务体验分」的环比也是「—」？</w:t>
+        <w:t>Q：为什么「商品质量分」「服务体验分」的环比是「—」？</w:t>
       </w:r>
     </w:p>
     <w:p>
@@ -4424,7 +4424,43 @@
           <w:color w:val="1A1A1A"/>
           <w:sz w:val="22"/>
         </w:rPr>
-        <w:t>门店维度的数据只提供二级指标的</w:t>
+        <w:t>这两个分类分是由 6 项二级指标算出来的，</w:t>
+      </w:r>
+      <w:r>
+        <w:rPr>
+          <w:rFonts w:ascii="Calibri" w:hAnsi="Calibri" w:eastAsia="微软雅黑" w:cs="Calibri" w:hint="eastAsia"/>
+          <w:b/>
+          <w:color w:val="1A1A1A"/>
+          <w:sz w:val="22"/>
+        </w:rPr>
+        <w:t>只要有一项没有上期值，整个分类分就算不出环比</w:t>
+      </w:r>
+      <w:r>
+        <w:rPr>
+          <w:rFonts w:ascii="Calibri" w:hAnsi="Calibri" w:eastAsia="微软雅黑" w:cs="Calibri" w:hint="eastAsia"/>
+          <w:b w:val="0"/>
+          <w:color w:val="1A1A1A"/>
+          <w:sz w:val="22"/>
+        </w:rPr>
+        <w:t>。源表在</w:t>
+      </w:r>
+      <w:r>
+        <w:rPr>
+          <w:rFonts w:ascii="Calibri" w:hAnsi="Calibri" w:eastAsia="微软雅黑" w:cs="Calibri" w:hint="eastAsia"/>
+          <w:b/>
+          <w:color w:val="1A1A1A"/>
+          <w:sz w:val="22"/>
+        </w:rPr>
+        <w:t>门店、城市、区域</w:t>
+      </w:r>
+      <w:r>
+        <w:rPr>
+          <w:rFonts w:ascii="Calibri" w:hAnsi="Calibri" w:eastAsia="微软雅黑" w:cs="Calibri" w:hint="eastAsia"/>
+          <w:b w:val="0"/>
+          <w:color w:val="1A1A1A"/>
+          <w:sz w:val="22"/>
+        </w:rPr>
+        <w:t>三级只给了二级指标的</w:t>
       </w:r>
       <w:r>
         <w:rPr>
@@ -4442,7 +4478,7 @@
           <w:color w:val="1A1A1A"/>
           <w:sz w:val="22"/>
         </w:rPr>
-        <w:t>值，没有上期，所以</w:t>
+        <w:t>值（没有上期列），平台只在</w:t>
       </w:r>
       <w:r>
         <w:rPr>
@@ -4451,7 +4487,7 @@
           <w:color w:val="1A1A1A"/>
           <w:sz w:val="22"/>
         </w:rPr>
-        <w:t>门店级</w:t>
+        <w:t>督导</w:t>
       </w:r>
       <w:r>
         <w:rPr>
@@ -4460,7 +4496,21 @@
           <w:color w:val="1A1A1A"/>
           <w:sz w:val="22"/>
         </w:rPr>
-        <w:t>的这两个分类分算不出环比。</w:t>
+        <w:t>层给了「本期 / 上期 / 变化」三元组。</w:t>
+      </w:r>
+    </w:p>
+    <w:p>
+      <w:pPr>
+        <w:spacing w:before="0" w:after="120" w:line="300" w:lineRule="auto"/>
+      </w:pPr>
+      <w:r>
+        <w:rPr>
+          <w:rFonts w:ascii="Calibri" w:hAnsi="Calibri" w:eastAsia="微软雅黑" w:cs="Calibri" w:hint="eastAsia"/>
+          <w:b w:val="0"/>
+          <w:color w:val="1A1A1A"/>
+          <w:sz w:val="22"/>
+        </w:rPr>
+        <w:t>看板现在的做法：</w:t>
       </w:r>
       <w:r>
         <w:rPr>
@@ -4469,7 +4519,7 @@
           <w:color w:val="1A1A1A"/>
           <w:sz w:val="22"/>
         </w:rPr>
-        <w:t>督导表现表</w:t>
+        <w:t>只要目录里放着上一期数据、且它的区间正好等于本期的「上一周期」，就用上一期的本期值当上期基数补上</w:t>
       </w:r>
       <w:r>
         <w:rPr>
@@ -4478,7 +4528,21 @@
           <w:color w:val="1A1A1A"/>
           <w:sz w:val="22"/>
         </w:rPr>
-        <w:t>有上期数据，能看到变化；区域总览的 KPI 卡里只有评分、商责取消率带环比。</w:t>
+        <w:t>——所以两期文件都在时，门店、城市、区域的分类分也都有环比。缺上一期数据时（例如最早那一期）才显示「—」。</w:t>
+      </w:r>
+    </w:p>
+    <w:p>
+      <w:pPr>
+        <w:spacing w:before="0" w:after="120" w:line="300" w:lineRule="auto"/>
+      </w:pPr>
+      <w:r>
+        <w:rPr>
+          <w:rFonts w:ascii="Calibri" w:hAnsi="Calibri" w:eastAsia="微软雅黑" w:cs="Calibri" w:hint="eastAsia"/>
+          <w:b w:val="0"/>
+          <w:color w:val="1A1A1A"/>
+          <w:sz w:val="22"/>
+        </w:rPr>
+        <w:t>另外闪购的「服务负反馈率」在督导表里给的是比率（0.88 这种，不是 0–5 分），不能直接当分用，看板改由旗下门店聚合——它也靠上面这条补数才有上期。</w:t>
       </w:r>
     </w:p>
     <w:p>
@@ -4853,7 +4917,7 @@
                 <w:color w:val="1A1A1A"/>
                 <w:sz w:val="20"/>
               </w:rPr>
-              <w:t>用来算环比的那一期</w:t>
+              <w:t>用来算环比的那一期；分类分的上期基数就是用上一期的「本期值」补的</w:t>
             </w:r>
           </w:p>
         </w:tc>

--- a/看板使用说明.docx
+++ b/看板使用说明.docx
@@ -1732,7 +1732,25 @@
           <w:color w:val="1A1A1A"/>
           <w:sz w:val="22"/>
         </w:rPr>
-        <w:t>（商品满意度、包装满意度、复购率指标得分、食品安全负反馈率、消息回复率得分、服务负反馈率），用来定位“到底哪一项拖累了评分”。</w:t>
+        <w:t>（商品满意度、包装满意度、复购率指标得分、食品安全负反馈率、消息回复率得分、服务负反馈率），用来定位“到底哪一项拖累了评分”。这 6 列也是</w:t>
+      </w:r>
+      <w:r>
+        <w:rPr>
+          <w:rFonts w:ascii="Calibri" w:hAnsi="Calibri" w:eastAsia="微软雅黑" w:cs="Calibri" w:hint="eastAsia"/>
+          <w:b/>
+          <w:color w:val="1A1A1A"/>
+          <w:sz w:val="22"/>
+        </w:rPr>
+        <w:t>上面数值 + 下面环比小字</w:t>
+      </w:r>
+      <w:r>
+        <w:rPr>
+          <w:rFonts w:ascii="Calibri" w:hAnsi="Calibri" w:eastAsia="微软雅黑" w:cs="Calibri" w:hint="eastAsia"/>
+          <w:b w:val="0"/>
+          <w:color w:val="1A1A1A"/>
+          <w:sz w:val="22"/>
+        </w:rPr>
+        <w:t>，并且同样参与浅红预警。</w:t>
       </w:r>
     </w:p>
     <w:p>
@@ -2326,7 +2344,48 @@
           <w:color w:val="1A1A1A"/>
           <w:sz w:val="22"/>
         </w:rPr>
-        <w:t xml:space="preserve">：总评分 </w:t>
+        <w:t>（</w:t>
+      </w:r>
+      <w:r>
+        <w:rPr>
+          <w:rFonts w:ascii="Calibri" w:hAnsi="Calibri" w:eastAsia="微软雅黑" w:cs="Calibri" w:hint="eastAsia"/>
+          <w:b/>
+          <w:color w:val="1A1A1A"/>
+          <w:sz w:val="22"/>
+        </w:rPr>
+        <w:t>只标这一格</w:t>
+      </w:r>
+      <w:r>
+        <w:rPr>
+          <w:rFonts w:ascii="Calibri" w:hAnsi="Calibri" w:eastAsia="微软雅黑" w:cs="Calibri" w:hint="eastAsia"/>
+          <w:b w:val="0"/>
+          <w:color w:val="1A1A1A"/>
+          <w:sz w:val="22"/>
+        </w:rPr>
+        <w:t>，不整行、不整列染色）：</w:t>
+      </w:r>
+    </w:p>
+    <w:p>
+      <w:pPr>
+        <w:pStyle w:val="GuideBullet2"/>
+      </w:pPr>
+      <w:r>
+        <w:rPr>
+          <w:rFonts w:ascii="Calibri" w:hAnsi="Calibri" w:eastAsia="微软雅黑" w:cs="Calibri" w:hint="eastAsia"/>
+          <w:b/>
+          <w:color w:val="1A1A1A"/>
+          <w:sz w:val="22"/>
+        </w:rPr>
+        <w:t>总评分 / 商品质量分 / 服务体验分 / 满意度（商品、包装、口味）</w:t>
+      </w:r>
+      <w:r>
+        <w:rPr>
+          <w:rFonts w:ascii="Calibri" w:hAnsi="Calibri" w:eastAsia="微软雅黑" w:cs="Calibri" w:hint="eastAsia"/>
+          <w:b w:val="0"/>
+          <w:color w:val="1A1A1A"/>
+          <w:sz w:val="22"/>
+        </w:rPr>
+        <w:t>：</w:t>
       </w:r>
       <w:r>
         <w:rPr>
@@ -2344,7 +2403,107 @@
           <w:color w:val="1A1A1A"/>
           <w:sz w:val="22"/>
         </w:rPr>
-        <w:t xml:space="preserve">，或商责取消率 </w:t>
+        <w:t>（满分 5 分的 90% 线）。</w:t>
+      </w:r>
+    </w:p>
+    <w:p>
+      <w:pPr>
+        <w:pStyle w:val="GuideBullet2"/>
+      </w:pPr>
+      <w:r>
+        <w:rPr>
+          <w:rFonts w:ascii="Calibri" w:hAnsi="Calibri" w:eastAsia="微软雅黑" w:cs="Calibri" w:hint="eastAsia"/>
+          <w:b/>
+          <w:color w:val="1A1A1A"/>
+          <w:sz w:val="22"/>
+        </w:rPr>
+        <w:t>复购率指标得分 / 食品安全负反馈率 / 消息回复率得分 / 服务负反馈率</w:t>
+      </w:r>
+      <w:r>
+        <w:rPr>
+          <w:rFonts w:ascii="Calibri" w:hAnsi="Calibri" w:eastAsia="微软雅黑" w:cs="Calibri" w:hint="eastAsia"/>
+          <w:b w:val="0"/>
+          <w:color w:val="1A1A1A"/>
+          <w:sz w:val="22"/>
+        </w:rPr>
+        <w:t>：低于</w:t>
+      </w:r>
+      <w:r>
+        <w:rPr>
+          <w:rFonts w:ascii="Calibri" w:hAnsi="Calibri" w:eastAsia="微软雅黑" w:cs="Calibri" w:hint="eastAsia"/>
+          <w:b/>
+          <w:color w:val="1A1A1A"/>
+          <w:sz w:val="22"/>
+        </w:rPr>
+        <w:t>同期战区后 10%</w:t>
+      </w:r>
+      <w:r>
+        <w:rPr>
+          <w:rFonts w:ascii="Calibri" w:hAnsi="Calibri" w:eastAsia="微软雅黑" w:cs="Calibri" w:hint="eastAsia"/>
+          <w:b w:val="0"/>
+          <w:color w:val="1A1A1A"/>
+          <w:sz w:val="22"/>
+        </w:rPr>
+        <w:t>。这几项是平台</w:t>
+      </w:r>
+      <w:r>
+        <w:rPr>
+          <w:rFonts w:ascii="Calibri" w:hAnsi="Calibri" w:eastAsia="微软雅黑" w:cs="Calibri" w:hint="eastAsia"/>
+          <w:b/>
+          <w:color w:val="1A1A1A"/>
+          <w:sz w:val="22"/>
+        </w:rPr>
+        <w:t>按名次区间折算</w:t>
+      </w:r>
+      <w:r>
+        <w:rPr>
+          <w:rFonts w:ascii="Calibri" w:hAnsi="Calibri" w:eastAsia="微软雅黑" w:cs="Calibri" w:hint="eastAsia"/>
+          <w:b w:val="0"/>
+          <w:color w:val="1A1A1A"/>
+          <w:sz w:val="22"/>
+        </w:rPr>
+        <w:t>的 0–5 分（每个名次区间递减 0.1 分），分布天然偏低，用固定分数线会把大多数门店标红，所以改看</w:t>
+      </w:r>
+      <w:r>
+        <w:rPr>
+          <w:rFonts w:ascii="Calibri" w:hAnsi="Calibri" w:eastAsia="微软雅黑" w:cs="Calibri" w:hint="eastAsia"/>
+          <w:b/>
+          <w:color w:val="1A1A1A"/>
+          <w:sz w:val="22"/>
+        </w:rPr>
+        <w:t>在战区里的相对位置</w:t>
+      </w:r>
+      <w:r>
+        <w:rPr>
+          <w:rFonts w:ascii="Calibri" w:hAnsi="Calibri" w:eastAsia="微软雅黑" w:cs="Calibri" w:hint="eastAsia"/>
+          <w:b w:val="0"/>
+          <w:color w:val="1A1A1A"/>
+          <w:sz w:val="22"/>
+        </w:rPr>
+        <w:t>。</w:t>
+      </w:r>
+    </w:p>
+    <w:p>
+      <w:pPr>
+        <w:pStyle w:val="GuideBullet2"/>
+      </w:pPr>
+      <w:r>
+        <w:rPr>
+          <w:rFonts w:ascii="Calibri" w:hAnsi="Calibri" w:eastAsia="微软雅黑" w:cs="Calibri" w:hint="eastAsia"/>
+          <w:b/>
+          <w:color w:val="1A1A1A"/>
+          <w:sz w:val="22"/>
+        </w:rPr>
+        <w:t>商责取消率</w:t>
+      </w:r>
+      <w:r>
+        <w:rPr>
+          <w:rFonts w:ascii="Calibri" w:hAnsi="Calibri" w:eastAsia="微软雅黑" w:cs="Calibri" w:hint="eastAsia"/>
+          <w:b w:val="0"/>
+          <w:color w:val="1A1A1A"/>
+          <w:sz w:val="22"/>
+        </w:rPr>
+        <w:t>：</w:t>
       </w:r>
       <w:r>
         <w:rPr>
@@ -2362,7 +2521,21 @@
           <w:color w:val="1A1A1A"/>
           <w:sz w:val="22"/>
         </w:rPr>
-        <w:t>。只标这一格，方便一眼扫到问题门店。</w:t>
+        <w:t>。</w:t>
+      </w:r>
+    </w:p>
+    <w:p>
+      <w:pPr>
+        <w:pStyle w:val="GuideBullet2"/>
+      </w:pPr>
+      <w:r>
+        <w:rPr>
+          <w:rFonts w:ascii="Calibri" w:hAnsi="Calibri" w:eastAsia="微软雅黑" w:cs="Calibri" w:hint="eastAsia"/>
+          <w:b w:val="0"/>
+          <w:color w:val="1A1A1A"/>
+          <w:sz w:val="22"/>
+        </w:rPr>
+        <w:t>预警同时适用于：区域 KPI 卡、门店全景明细（含展开的 6 项二级指标）、督导视图的督导表与门店明细。</w:t>
       </w:r>
     </w:p>
     <w:p>
@@ -4556,6 +4729,75 @@
           <w:color w:val="1A1A1A"/>
           <w:sz w:val="22"/>
         </w:rPr>
+        <w:t>Q：为什么闪购「服务体验分」几乎整列标红？</w:t>
+      </w:r>
+    </w:p>
+    <w:p>
+      <w:pPr>
+        <w:spacing w:before="0" w:after="120" w:line="300" w:lineRule="auto"/>
+      </w:pPr>
+      <w:r>
+        <w:rPr>
+          <w:rFonts w:ascii="Calibri" w:hAnsi="Calibri" w:eastAsia="微软雅黑" w:cs="Calibri" w:hint="eastAsia"/>
+          <w:b w:val="0"/>
+          <w:color w:val="1A1A1A"/>
+          <w:sz w:val="22"/>
+        </w:rPr>
+        <w:t>闪购服务类的两项底层指标（消息回复率得分、服务负反馈率）是平台按名次折算的分，本期在战区里的分布本就偏低（中位数 3.8~3.9），因此加权合成的服务体验分平均只有 3.93，按「&lt; 4.5」的绝对线就几乎全部未达标。</w:t>
+      </w:r>
+      <w:r>
+        <w:rPr>
+          <w:rFonts w:ascii="Calibri" w:hAnsi="Calibri" w:eastAsia="微软雅黑" w:cs="Calibri" w:hint="eastAsia"/>
+          <w:b/>
+          <w:color w:val="1A1A1A"/>
+          <w:sz w:val="22"/>
+        </w:rPr>
+        <w:t>这本身就是一个结论：服务是闪购的短板。</w:t>
+      </w:r>
+    </w:p>
+    <w:p>
+      <w:pPr>
+        <w:spacing w:before="0" w:after="120" w:line="300" w:lineRule="auto"/>
+      </w:pPr>
+      <w:r>
+        <w:rPr>
+          <w:rFonts w:ascii="Calibri" w:hAnsi="Calibri" w:eastAsia="微软雅黑" w:cs="Calibri" w:hint="eastAsia"/>
+          <w:b w:val="0"/>
+          <w:color w:val="1A1A1A"/>
+          <w:sz w:val="22"/>
+        </w:rPr>
+        <w:t xml:space="preserve">这条 </w:t>
+      </w:r>
+      <w:r>
+        <w:rPr>
+          <w:rFonts w:ascii="Calibri" w:hAnsi="Calibri" w:eastAsia="微软雅黑" w:cs="Calibri" w:hint="eastAsia"/>
+          <w:b/>
+          <w:color w:val="1A1A1A"/>
+          <w:sz w:val="22"/>
+        </w:rPr>
+        <w:t>4.5 分的绝对线是刻意保留的</w:t>
+      </w:r>
+      <w:r>
+        <w:rPr>
+          <w:rFonts w:ascii="Calibri" w:hAnsi="Calibri" w:eastAsia="微软雅黑" w:cs="Calibri" w:hint="eastAsia"/>
+          <w:b w:val="0"/>
+          <w:color w:val="1A1A1A"/>
+          <w:sz w:val="22"/>
+        </w:rPr>
+        <w:t>：服务分低不是显示口径的问题，而是闪购服务确实普遍还没达标。这一列标红就是提醒：先看整体，再点开对应门店的 6 项二级指标，看看是「消息回复率得分」还是「服务负反馈率」拖的。</w:t>
+      </w:r>
+    </w:p>
+    <w:p>
+      <w:pPr>
+        <w:spacing w:before="160" w:after="40" w:line="300" w:lineRule="auto"/>
+      </w:pPr>
+      <w:r>
+        <w:rPr>
+          <w:rFonts w:ascii="Calibri" w:hAnsi="Calibri" w:eastAsia="微软雅黑" w:cs="Calibri" w:hint="eastAsia"/>
+          <w:b/>
+          <w:color w:val="1A1A1A"/>
+          <w:sz w:val="22"/>
+        </w:rPr>
         <w:t>Q：门店全都不见 / 少了几家？</w:t>
       </w:r>
     </w:p>

--- a/看板使用说明.docx
+++ b/看板使用说明.docx
@@ -3143,7 +3143,25 @@
                 <w:color w:val="1A1A1A"/>
                 <w:sz w:val="20"/>
               </w:rPr>
-              <w:t>（1×一星评价数 + 2×二星 + 3×三星 + 4×四星 + 5×五星）÷ 总评价数</w:t>
+              <w:t>近 60 天内所有计分评价中</w:t>
+            </w:r>
+            <w:r>
+              <w:rPr>
+                <w:rFonts w:ascii="Calibri" w:hAnsi="Calibri" w:eastAsia="微软雅黑" w:cs="Calibri" w:hint="eastAsia"/>
+                <w:b/>
+                <w:color w:val="1A1A1A"/>
+                <w:sz w:val="20"/>
+              </w:rPr>
+              <w:t>商品评分和口味评分</w:t>
+            </w:r>
+            <w:r>
+              <w:rPr>
+                <w:rFonts w:ascii="Calibri" w:hAnsi="Calibri" w:eastAsia="微软雅黑" w:cs="Calibri" w:hint="eastAsia"/>
+                <w:b w:val="0"/>
+                <w:color w:val="1A1A1A"/>
+                <w:sz w:val="20"/>
+              </w:rPr>
+              <w:t>的平均值，反映顾客对商家所售商品的满意程度。商品满意度 =（1×一星评价数 + 2×二星评价数 + 3×三星评价数 + 4×四星评价数 + 5×五星评价数）÷ 总评价数</w:t>
             </w:r>
           </w:p>
         </w:tc>
@@ -3185,7 +3203,25 @@
                 <w:color w:val="1A1A1A"/>
                 <w:sz w:val="20"/>
               </w:rPr>
-              <w:t>同上公式，统计的是包装评价</w:t>
+              <w:t>近 60 天内所有计分评价中</w:t>
+            </w:r>
+            <w:r>
+              <w:rPr>
+                <w:rFonts w:ascii="Calibri" w:hAnsi="Calibri" w:eastAsia="微软雅黑" w:cs="Calibri" w:hint="eastAsia"/>
+                <w:b/>
+                <w:color w:val="1A1A1A"/>
+                <w:sz w:val="20"/>
+              </w:rPr>
+              <w:t>包装评分</w:t>
+            </w:r>
+            <w:r>
+              <w:rPr>
+                <w:rFonts w:ascii="Calibri" w:hAnsi="Calibri" w:eastAsia="微软雅黑" w:cs="Calibri" w:hint="eastAsia"/>
+                <w:b w:val="0"/>
+                <w:color w:val="1A1A1A"/>
+                <w:sz w:val="20"/>
+              </w:rPr>
+              <w:t>的平均值，反映顾客对商品包装的满意程度。包装满意度 =（1×一星评价数 + 2×二星评价数 + 3×三星评价数 + 4×四星评价数 + 5×五星评价数）÷ 总评价数</w:t>
             </w:r>
           </w:p>
         </w:tc>
@@ -3227,7 +3263,25 @@
                 <w:color w:val="1A1A1A"/>
                 <w:sz w:val="20"/>
               </w:rPr>
-              <w:t>复购率 = 下单两次及以上的顾客人数 ÷ 总下单顾客数；与同市 &amp; 饮品品类的商家排名比较计分，每个名次区间依次递减 0.1 分（第一个区间 5 分，第二个 4.9 分，依次递减）</w:t>
+              <w:t>与</w:t>
+            </w:r>
+            <w:r>
+              <w:rPr>
+                <w:rFonts w:ascii="Calibri" w:hAnsi="Calibri" w:eastAsia="微软雅黑" w:cs="Calibri" w:hint="eastAsia"/>
+                <w:b/>
+                <w:color w:val="1A1A1A"/>
+                <w:sz w:val="20"/>
+              </w:rPr>
+              <w:t>同二级城市、同品类、同客单价区间</w:t>
+            </w:r>
+            <w:r>
+              <w:rPr>
+                <w:rFonts w:ascii="Calibri" w:hAnsi="Calibri" w:eastAsia="微软雅黑" w:cs="Calibri" w:hint="eastAsia"/>
+                <w:b w:val="0"/>
+                <w:color w:val="1A1A1A"/>
+                <w:sz w:val="20"/>
+              </w:rPr>
+              <w:t>的商家进行排名比较计分。每个名次区间依次递减 0.1 分，如第一个区间 5 分，第二个区间 4.9 分，依次递减</w:t>
             </w:r>
           </w:p>
         </w:tc>
@@ -3269,7 +3323,25 @@
                 <w:color w:val="1A1A1A"/>
                 <w:sz w:val="20"/>
               </w:rPr>
-              <w:t>每万单中涉及食品安全问题的加权负反馈订单量：（各渠道各场景反馈订单量 × 对应渠道权重 × 对应场景权重）的总和 ÷ 总订单量 × 10000；再按同市 &amp; 饮品品类排名计分（0.1 分递减）</w:t>
+              <w:t>与</w:t>
+            </w:r>
+            <w:r>
+              <w:rPr>
+                <w:rFonts w:ascii="Calibri" w:hAnsi="Calibri" w:eastAsia="微软雅黑" w:cs="Calibri" w:hint="eastAsia"/>
+                <w:b/>
+                <w:color w:val="1A1A1A"/>
+                <w:sz w:val="20"/>
+              </w:rPr>
+              <w:t>同二级城市、同品类、同客单价区间</w:t>
+            </w:r>
+            <w:r>
+              <w:rPr>
+                <w:rFonts w:ascii="Calibri" w:hAnsi="Calibri" w:eastAsia="微软雅黑" w:cs="Calibri" w:hint="eastAsia"/>
+                <w:b w:val="0"/>
+                <w:color w:val="1A1A1A"/>
+                <w:sz w:val="20"/>
+              </w:rPr>
+              <w:t>的商家进行排名比较计分。每个名次区间依次递减 0.1 分，如第一个区间 5 分，第二个区间 4.9 分，依次递减</w:t>
             </w:r>
           </w:p>
         </w:tc>
@@ -3311,7 +3383,25 @@
                 <w:color w:val="1A1A1A"/>
                 <w:sz w:val="20"/>
               </w:rPr>
-              <w:t>消息回复率 = 5 分钟内回复的会话数 ÷ 顾客主动发起的总会话数；再按同市 &amp; 饮品品类排名计分（0.1 分递减）</w:t>
+              <w:t>与</w:t>
+            </w:r>
+            <w:r>
+              <w:rPr>
+                <w:rFonts w:ascii="Calibri" w:hAnsi="Calibri" w:eastAsia="微软雅黑" w:cs="Calibri" w:hint="eastAsia"/>
+                <w:b/>
+                <w:color w:val="1A1A1A"/>
+                <w:sz w:val="20"/>
+              </w:rPr>
+              <w:t>同二级城市、同品类、同客单价区间</w:t>
+            </w:r>
+            <w:r>
+              <w:rPr>
+                <w:rFonts w:ascii="Calibri" w:hAnsi="Calibri" w:eastAsia="微软雅黑" w:cs="Calibri" w:hint="eastAsia"/>
+                <w:b w:val="0"/>
+                <w:color w:val="1A1A1A"/>
+                <w:sz w:val="20"/>
+              </w:rPr>
+              <w:t>的商家进行排名比较计分。每个名次区间依次递减 0.1 分，如第一个区间 5 分，第二个区间 4.9 分，依次递减</w:t>
             </w:r>
           </w:p>
         </w:tc>
@@ -3353,7 +3443,7 @@
                 <w:color w:val="1A1A1A"/>
                 <w:sz w:val="20"/>
               </w:rPr>
-              <w:t>上面那个比值本身，越高越好</w:t>
+              <w:t>近 30 天内，收到顾客会话后 5 分钟内做出回复的会话占比（含人工回复和智能机器人回复），反映商家及时响应顾客消息的情况。消息回复率 = 5 分钟内回复的会话数 ÷ 顾客主动发起的总会话数</w:t>
             </w:r>
           </w:p>
         </w:tc>
@@ -3395,7 +3485,25 @@
                 <w:color w:val="1A1A1A"/>
                 <w:sz w:val="20"/>
               </w:rPr>
-              <w:t>每万单中收到加权负向反馈的订单量：(各渠道反馈订单量 × 对应权重) 的总和 ÷ 总订单量 × 10000；再按同市 &amp; 饮品品类排名计分（0.1 分递减）</w:t>
+              <w:t>与</w:t>
+            </w:r>
+            <w:r>
+              <w:rPr>
+                <w:rFonts w:ascii="Calibri" w:hAnsi="Calibri" w:eastAsia="微软雅黑" w:cs="Calibri" w:hint="eastAsia"/>
+                <w:b/>
+                <w:color w:val="1A1A1A"/>
+                <w:sz w:val="20"/>
+              </w:rPr>
+              <w:t>同二级城市、同品类、同客单价区间</w:t>
+            </w:r>
+            <w:r>
+              <w:rPr>
+                <w:rFonts w:ascii="Calibri" w:hAnsi="Calibri" w:eastAsia="微软雅黑" w:cs="Calibri" w:hint="eastAsia"/>
+                <w:b w:val="0"/>
+                <w:color w:val="1A1A1A"/>
+                <w:sz w:val="20"/>
+              </w:rPr>
+              <w:t>的商家进行排名比较计分，每个名次区间依次递减 0.1 分，如第一个区间 5 分，第二个区间 4.9 分，依次递减</w:t>
             </w:r>
           </w:p>
         </w:tc>
@@ -3437,7 +3545,7 @@
                 <w:color w:val="1A1A1A"/>
                 <w:sz w:val="20"/>
               </w:rPr>
-              <w:t>上面那个复购率本身，越高越好</w:t>
+              <w:t>下单两次及以上的顾客人数 ÷ 总下单顾客数，越高越好</w:t>
             </w:r>
           </w:p>
         </w:tc>
@@ -3693,7 +3801,25 @@
                 <w:color w:val="1A1A1A"/>
                 <w:sz w:val="20"/>
               </w:rPr>
-              <w:t>统计门店近 30 天（T-2 至 T-31）复购率，当前超过 78.13% 的南平 &amp; 饮品品类 &amp; 客单价 (15-25] 商户；复购率越高，得分越高</w:t>
+              <w:t>统计门店近 30 天（T-2 至 T-31）复购率，并在</w:t>
+            </w:r>
+            <w:r>
+              <w:rPr>
+                <w:rFonts w:ascii="Calibri" w:hAnsi="Calibri" w:eastAsia="微软雅黑" w:cs="Calibri" w:hint="eastAsia"/>
+                <w:b/>
+                <w:color w:val="1A1A1A"/>
+                <w:sz w:val="20"/>
+              </w:rPr>
+              <w:t>同城市、同品类、同客单价</w:t>
+            </w:r>
+            <w:r>
+              <w:rPr>
+                <w:rFonts w:ascii="Calibri" w:hAnsi="Calibri" w:eastAsia="微软雅黑" w:cs="Calibri" w:hint="eastAsia"/>
+                <w:b w:val="0"/>
+                <w:color w:val="1A1A1A"/>
+                <w:sz w:val="20"/>
+              </w:rPr>
+              <w:t>的商户中排序，根据排名先后赋予相应分数。复购率越高，得分越高</w:t>
             </w:r>
           </w:p>
         </w:tc>

--- a/看板使用说明.docx
+++ b/看板使用说明.docx
@@ -3323,7 +3323,7 @@
                 <w:color w:val="1A1A1A"/>
                 <w:sz w:val="20"/>
               </w:rPr>
-              <w:t>与</w:t>
+              <w:t>衡量每万单中涉及食品安全问题的加权负反馈订单量：（各渠道各场景反馈订单量 × 对应渠道权重 × 对应场景权重）的总和 ÷ 总订单量 × 10000；</w:t>
             </w:r>
             <w:r>
               <w:rPr>
@@ -3332,7 +3332,7 @@
                 <w:color w:val="1A1A1A"/>
                 <w:sz w:val="20"/>
               </w:rPr>
-              <w:t>同二级城市、同品类、同客单价区间</w:t>
+              <w:t>得分</w:t>
             </w:r>
             <w:r>
               <w:rPr>
@@ -3341,7 +3341,7 @@
                 <w:color w:val="1A1A1A"/>
                 <w:sz w:val="20"/>
               </w:rPr>
-              <w:t>的商家进行排名比较计分。每个名次区间依次递减 0.1 分，如第一个区间 5 分，第二个区间 4.9 分，依次递减</w:t>
+              <w:t xml:space="preserve"> = 与同二级城市、同品类、同客单价区间的商家排名比较计分，每个名次区间依次递减 0.1 分（第一个区间 5 分，第二个 4.9 分，依次递减）</w:t>
             </w:r>
           </w:p>
         </w:tc>
@@ -3485,7 +3485,7 @@
                 <w:color w:val="1A1A1A"/>
                 <w:sz w:val="20"/>
               </w:rPr>
-              <w:t>与</w:t>
+              <w:t>衡量每万单中收到加权负向反馈订单的数量：(各渠道反馈订单量 × 对应权重) 的总和 ÷ 总订单量 × 10000；</w:t>
             </w:r>
             <w:r>
               <w:rPr>
@@ -3494,7 +3494,7 @@
                 <w:color w:val="1A1A1A"/>
                 <w:sz w:val="20"/>
               </w:rPr>
-              <w:t>同二级城市、同品类、同客单价区间</w:t>
+              <w:t>得分</w:t>
             </w:r>
             <w:r>
               <w:rPr>
@@ -3503,7 +3503,7 @@
                 <w:color w:val="1A1A1A"/>
                 <w:sz w:val="20"/>
               </w:rPr>
-              <w:t>的商家进行排名比较计分，每个名次区间依次递减 0.1 分，如第一个区间 5 分，第二个区间 4.9 分，依次递减</w:t>
+              <w:t xml:space="preserve"> = 与同二级城市、同品类、同客单价区间的商家排名比较计分，每个名次区间依次递减 0.1 分（第一个区间 5 分，第二个 4.9 分，依次递减）</w:t>
             </w:r>
           </w:p>
         </w:tc>

--- a/看板使用说明.docx
+++ b/看板使用说明.docx
@@ -3263,7 +3263,7 @@
                 <w:color w:val="1A1A1A"/>
                 <w:sz w:val="20"/>
               </w:rPr>
-              <w:t>与</w:t>
+              <w:t>复购率 = 下单两次及以上的顾客人数 ÷ 总下单顾客数；</w:t>
             </w:r>
             <w:r>
               <w:rPr>
@@ -3272,7 +3272,7 @@
                 <w:color w:val="1A1A1A"/>
                 <w:sz w:val="20"/>
               </w:rPr>
-              <w:t>同二级城市、同品类、同客单价区间</w:t>
+              <w:t>得分</w:t>
             </w:r>
             <w:r>
               <w:rPr>
@@ -3281,7 +3281,7 @@
                 <w:color w:val="1A1A1A"/>
                 <w:sz w:val="20"/>
               </w:rPr>
-              <w:t>的商家进行排名比较计分。每个名次区间依次递减 0.1 分，如第一个区间 5 分，第二个区间 4.9 分，依次递减</w:t>
+              <w:t xml:space="preserve"> = 与同二级城市、同品类、同客单价区间的商家排名比较计分，每个名次区间依次递减 0.1 分（第一个区间 5 分，第二个 4.9 分，依次递减）</w:t>
             </w:r>
           </w:p>
         </w:tc>
@@ -3383,7 +3383,7 @@
                 <w:color w:val="1A1A1A"/>
                 <w:sz w:val="20"/>
               </w:rPr>
-              <w:t>与</w:t>
+              <w:t>消息回复率 = 5 分钟内回复的会话数 ÷ 顾客主动发起的总会话数；</w:t>
             </w:r>
             <w:r>
               <w:rPr>
@@ -3392,7 +3392,7 @@
                 <w:color w:val="1A1A1A"/>
                 <w:sz w:val="20"/>
               </w:rPr>
-              <w:t>同二级城市、同品类、同客单价区间</w:t>
+              <w:t>得分</w:t>
             </w:r>
             <w:r>
               <w:rPr>
@@ -3401,7 +3401,7 @@
                 <w:color w:val="1A1A1A"/>
                 <w:sz w:val="20"/>
               </w:rPr>
-              <w:t>的商家进行排名比较计分。每个名次区间依次递减 0.1 分，如第一个区间 5 分，第二个区间 4.9 分，依次递减</w:t>
+              <w:t xml:space="preserve"> = 与同二级城市、同品类、同客单价区间的商家排名比较计分，每个名次区间依次递减 0.1 分（第一个区间 5 分，第二个 4.9 分，依次递减）</w:t>
             </w:r>
           </w:p>
         </w:tc>

--- a/看板使用说明.docx
+++ b/看板使用说明.docx
@@ -1156,7 +1156,7 @@
           <w:color w:val="1A1A1A"/>
           <w:sz w:val="22"/>
         </w:rPr>
-        <w:t>，看全区记得点“全选”）。</w:t>
+        <w:t>，看全区记得点“全选”）；两个筛选栏上直接显示当前选中的区域/城市。</w:t>
       </w:r>
     </w:p>
     <w:p>
@@ -1202,7 +1202,25 @@
           <w:color w:val="1A1A1A"/>
           <w:sz w:val="22"/>
         </w:rPr>
-        <w:t>（每一栏都是多选：点开面板勾选，面板右上角有「全选 / 清空」）：</w:t>
+        <w:t>（每一栏都是多选：点开面板勾选，面板右上角有「全选 / 清空」）。</w:t>
+      </w:r>
+      <w:r>
+        <w:rPr>
+          <w:rFonts w:ascii="Calibri" w:hAnsi="Calibri" w:eastAsia="微软雅黑" w:cs="Calibri" w:hint="eastAsia"/>
+          <w:b/>
+          <w:color w:val="1A1A1A"/>
+          <w:sz w:val="22"/>
+        </w:rPr>
+        <w:t>每个筛选栏上直接显示当前选中的内容</w:t>
+      </w:r>
+      <w:r>
+        <w:rPr>
+          <w:rFonts w:ascii="Calibri" w:hAnsi="Calibri" w:eastAsia="微软雅黑" w:cs="Calibri" w:hint="eastAsia"/>
+          <w:b w:val="0"/>
+          <w:color w:val="1A1A1A"/>
+          <w:sz w:val="22"/>
+        </w:rPr>
+        <w:t>：没选或全选时显示「全部××」，只选了部分就显示具体选项（超过 3 项时显示「前 2 项 等 N 项」），不用点开面板就能确认当前筛的是什么。</w:t>
       </w:r>
     </w:p>
     <w:tbl>
@@ -1440,7 +1458,61 @@
                 <w:color w:val="1A1A1A"/>
                 <w:sz w:val="20"/>
               </w:rPr>
-              <w:t>支持搜索：输入门店名或城市名后回车；也可按「省 → 市 → 门店」逐级勾选</w:t>
+              <w:t xml:space="preserve">支持搜索：输入门店名或城市名后回车；也可按「省 → 市 → 门店」逐级勾选。触发器上显示 </w:t>
+            </w:r>
+            <w:r>
+              <w:rPr>
+                <w:rFonts w:ascii="Consolas" w:hAnsi="Consolas" w:eastAsia="微软雅黑" w:cs="Consolas" w:hint="eastAsia"/>
+                <w:b w:val="0"/>
+                <w:color w:val="1A1A1A"/>
+                <w:sz w:val="20"/>
+              </w:rPr>
+              <w:t>⌕ 全部门店（197 家）</w:t>
+            </w:r>
+            <w:r>
+              <w:rPr>
+                <w:rFonts w:ascii="Calibri" w:hAnsi="Calibri" w:eastAsia="微软雅黑" w:cs="Calibri" w:hint="eastAsia"/>
+                <w:b w:val="0"/>
+                <w:color w:val="1A1A1A"/>
+                <w:sz w:val="20"/>
+              </w:rPr>
+              <w:t xml:space="preserve">（全选）/ </w:t>
+            </w:r>
+            <w:r>
+              <w:rPr>
+                <w:rFonts w:ascii="Consolas" w:hAnsi="Consolas" w:eastAsia="微软雅黑" w:cs="Consolas" w:hint="eastAsia"/>
+                <w:b w:val="0"/>
+                <w:color w:val="1A1A1A"/>
+                <w:sz w:val="20"/>
+              </w:rPr>
+              <w:t>⌕ 未选门店</w:t>
+            </w:r>
+            <w:r>
+              <w:rPr>
+                <w:rFonts w:ascii="Calibri" w:hAnsi="Calibri" w:eastAsia="微软雅黑" w:cs="Calibri" w:hint="eastAsia"/>
+                <w:b w:val="0"/>
+                <w:color w:val="1A1A1A"/>
+                <w:sz w:val="20"/>
+              </w:rPr>
+              <w:t xml:space="preserve"> / </w:t>
+            </w:r>
+            <w:r>
+              <w:rPr>
+                <w:rFonts w:ascii="Consolas" w:hAnsi="Consolas" w:eastAsia="微软雅黑" w:cs="Consolas" w:hint="eastAsia"/>
+                <w:b w:val="0"/>
+                <w:color w:val="1A1A1A"/>
+                <w:sz w:val="20"/>
+              </w:rPr>
+              <w:t>⌕ 已选 5 家：××、××…</w:t>
+            </w:r>
+            <w:r>
+              <w:rPr>
+                <w:rFonts w:ascii="Calibri" w:hAnsi="Calibri" w:eastAsia="微软雅黑" w:cs="Calibri" w:hint="eastAsia"/>
+                <w:b w:val="0"/>
+                <w:color w:val="1A1A1A"/>
+                <w:sz w:val="20"/>
+              </w:rPr>
+              <w:t>（部分选中）</w:t>
             </w:r>
           </w:p>
         </w:tc>
@@ -4938,7 +5010,7 @@
           <w:color w:val="1A1A1A"/>
           <w:sz w:val="22"/>
         </w:rPr>
-        <w:t>按顺序检查：①「门店」筛选是不是被清空了（默认是全部勾选，触发器显示“⌕ 请输入门店名称”就代表全选）；②「指标」是不是勾了某些门店没有的指标——</w:t>
+        <w:t>按顺序检查：①「门店」筛选是不是被清空了（默认是全部勾选，触发器显示“⌕ 全部门店（197 家）”就代表全选，“⌕ 未选门店”代表一家都没选）；②「指标」是不是勾了某些门店没有的指标——</w:t>
       </w:r>
       <w:r>
         <w:rPr>

--- a/看板使用说明.docx
+++ b/看板使用说明.docx
@@ -4520,7 +4520,7 @@
           <w:color w:val="1A1A1A"/>
           <w:sz w:val="22"/>
         </w:rPr>
-        <w:t>推送后 Netlify 会自动重新构建，几分钟内线上链接就是新数据（</w:t>
+        <w:t>推送后 Cloudflare Pages 会自动重新构建，几分钟内线上链接（&lt;https://heytea-dashboard-5nw.pages.dev/&gt;）就是新数据（</w:t>
       </w:r>
       <w:r>
         <w:rPr>
@@ -5730,7 +5730,7 @@
           <w:color w:val="1A1A1A"/>
           <w:sz w:val="22"/>
         </w:rPr>
-        <w:t xml:space="preserve"> 分支 → Netlify 自动构建；</w:t>
+        <w:t xml:space="preserve"> 分支 → Cloudflare Pages 自动构建（&lt;https://heytea-dashboard-5nw.pages.dev/&gt;）；</w:t>
       </w:r>
       <w:r>
         <w:rPr>

--- a/看板使用说明.docx
+++ b/看板使用说明.docx
@@ -4280,11 +4280,7 @@
     </w:p>
     <w:p>
       <w:pPr>
-        <w:pStyle w:val="GuideNumber"/>
-        <w:numPr>
-          <w:ilvl w:val="0"/>
-          <w:numId w:val="14"/>
-        </w:numPr>
+        <w:pStyle w:val="GuideBullet2"/>
       </w:pPr>
       <w:r>
         <w:rPr>
@@ -4293,16 +4289,16 @@
           <w:color w:val="1A1A1A"/>
           <w:sz w:val="22"/>
         </w:rPr>
-        <w:t xml:space="preserve">双击 </w:t>
+        <w:t xml:space="preserve">整期只有一份「带公式」导出时也可以，直接平铺在期文件夹里（如 </w:t>
       </w:r>
       <w:r>
         <w:rPr>
           <w:rFonts w:ascii="Consolas" w:hAnsi="Consolas" w:eastAsia="微软雅黑" w:cs="Consolas" w:hint="eastAsia"/>
-          <w:b/>
+          <w:b w:val="0"/>
           <w:color w:val="1A1A1A"/>
           <w:sz w:val="22"/>
         </w:rPr>
-        <w:t>启动看板.bat</w:t>
+        <w:t>9.14-9.20评分数据</w:t>
       </w:r>
       <w:r>
         <w:rPr>
@@ -4311,7 +4307,57 @@
           <w:color w:val="1A1A1A"/>
           <w:sz w:val="22"/>
         </w:rPr>
-        <w:t>（会在后台起服务并自动打开浏览器）。</w:t>
+        <w:t>），</w:t>
+      </w:r>
+    </w:p>
+    <w:p>
+      <w:pPr>
+        <w:spacing w:before="0" w:after="160" w:line="300" w:lineRule="auto"/>
+      </w:pPr>
+      <w:r>
+        <w:rPr>
+          <w:rFonts w:ascii="Calibri" w:hAnsi="Calibri" w:eastAsia="微软雅黑" w:cs="Calibri" w:hint="eastAsia"/>
+          <w:b w:val="0"/>
+          <w:color w:val="1A1A1A"/>
+          <w:sz w:val="22"/>
+        </w:rPr>
+        <w:t xml:space="preserve">不用建 </w:t>
+      </w:r>
+      <w:r>
+        <w:rPr>
+          <w:rFonts w:ascii="Consolas" w:hAnsi="Consolas" w:eastAsia="微软雅黑" w:cs="Consolas" w:hint="eastAsia"/>
+          <w:b w:val="0"/>
+          <w:color w:val="1A1A1A"/>
+          <w:sz w:val="22"/>
+        </w:rPr>
+        <w:t>评分数据/</w:t>
+      </w:r>
+      <w:r>
+        <w:rPr>
+          <w:rFonts w:ascii="Calibri" w:hAnsi="Calibri" w:eastAsia="微软雅黑" w:cs="Calibri" w:hint="eastAsia"/>
+          <w:b w:val="0"/>
+          <w:color w:val="1A1A1A"/>
+          <w:sz w:val="22"/>
+        </w:rPr>
+        <w:t xml:space="preserve">、也不用建 </w:t>
+      </w:r>
+      <w:r>
+        <w:rPr>
+          <w:rFonts w:ascii="Consolas" w:hAnsi="Consolas" w:eastAsia="微软雅黑" w:cs="Consolas" w:hint="eastAsia"/>
+          <w:b w:val="0"/>
+          <w:color w:val="1A1A1A"/>
+          <w:sz w:val="22"/>
+        </w:rPr>
+        <w:t>有公式/</w:t>
+      </w:r>
+      <w:r>
+        <w:rPr>
+          <w:rFonts w:ascii="Calibri" w:hAnsi="Calibri" w:eastAsia="微软雅黑" w:cs="Calibri" w:hint="eastAsia"/>
+          <w:b w:val="0"/>
+          <w:color w:val="1A1A1A"/>
+          <w:sz w:val="22"/>
+        </w:rPr>
+        <w:t xml:space="preserve"> 子目录</w:t>
       </w:r>
     </w:p>
     <w:p>
@@ -4329,6 +4375,42 @@
           <w:color w:val="1A1A1A"/>
           <w:sz w:val="22"/>
         </w:rPr>
+        <w:t xml:space="preserve">双击 </w:t>
+      </w:r>
+      <w:r>
+        <w:rPr>
+          <w:rFonts w:ascii="Consolas" w:hAnsi="Consolas" w:eastAsia="微软雅黑" w:cs="Consolas" w:hint="eastAsia"/>
+          <w:b/>
+          <w:color w:val="1A1A1A"/>
+          <w:sz w:val="22"/>
+        </w:rPr>
+        <w:t>启动看板.bat</w:t>
+      </w:r>
+      <w:r>
+        <w:rPr>
+          <w:rFonts w:ascii="Calibri" w:hAnsi="Calibri" w:eastAsia="微软雅黑" w:cs="Calibri" w:hint="eastAsia"/>
+          <w:b w:val="0"/>
+          <w:color w:val="1A1A1A"/>
+          <w:sz w:val="22"/>
+        </w:rPr>
+        <w:t>（会在后台起服务并自动打开浏览器）。</w:t>
+      </w:r>
+    </w:p>
+    <w:p>
+      <w:pPr>
+        <w:pStyle w:val="GuideNumber"/>
+        <w:numPr>
+          <w:ilvl w:val="0"/>
+          <w:numId w:val="14"/>
+        </w:numPr>
+      </w:pPr>
+      <w:r>
+        <w:rPr>
+          <w:rFonts w:ascii="Calibri" w:hAnsi="Calibri" w:eastAsia="微软雅黑" w:cs="Calibri" w:hint="eastAsia"/>
+          <w:b w:val="0"/>
+          <w:color w:val="1A1A1A"/>
+          <w:sz w:val="22"/>
+        </w:rPr>
         <w:t>服务每 2 秒扫描一次：新文件夹会</w:t>
       </w:r>
       <w:r>
@@ -4399,7 +4481,25 @@
           <w:color w:val="1A1A1A"/>
           <w:sz w:val="21"/>
         </w:rPr>
-        <w:t xml:space="preserve"> → 2026-09-01 ~ 09-13），其次是文件夹名里的日期 / 月份；「上一周期」自动取上一期的区间。所以</w:t>
+        <w:t xml:space="preserve"> → 2026-09-01 ~ 09-13），其次是文件夹名里的日期 / 月份；如果这一期用的是「带公式」文件，则以它明细里的</w:t>
+      </w:r>
+      <w:r>
+        <w:rPr>
+          <w:rFonts w:ascii="Calibri" w:hAnsi="Calibri" w:eastAsia="微软雅黑" w:cs="Calibri" w:hint="eastAsia"/>
+          <w:b/>
+          <w:color w:val="1A1A1A"/>
+          <w:sz w:val="21"/>
+        </w:rPr>
+        <w:t>日期列</w:t>
+      </w:r>
+      <w:r>
+        <w:rPr>
+          <w:rFonts w:ascii="Calibri" w:hAnsi="Calibri" w:eastAsia="微软雅黑" w:cs="Calibri" w:hint="eastAsia"/>
+          <w:b w:val="0"/>
+          <w:color w:val="1A1A1A"/>
+          <w:sz w:val="21"/>
+        </w:rPr>
+        <w:t>为准（最准）。「上一周期」一般取上一期的区间，但如果带公式文件自己带了上一段（如 9.14-9.20 期的上期是 9/07–9/13），就以它为准。所以</w:t>
       </w:r>
       <w:r>
         <w:rPr>
@@ -4634,7 +4734,25 @@
           <w:color w:val="1A1A1A"/>
           <w:sz w:val="22"/>
         </w:rPr>
-        <w:t xml:space="preserve"> 子目录即可，脚本会自己去取，不会和主文件重复计算。</w:t>
+        <w:t xml:space="preserve"> 子目录即可，脚本会自己去取，不会和主文件重复计算；</w:t>
+      </w:r>
+      <w:r>
+        <w:rPr>
+          <w:rFonts w:ascii="Calibri" w:hAnsi="Calibri" w:eastAsia="微软雅黑" w:cs="Calibri" w:hint="eastAsia"/>
+          <w:b/>
+          <w:color w:val="1A1A1A"/>
+          <w:sz w:val="22"/>
+        </w:rPr>
+        <w:t>整期只导出带公式文件时，直接平铺在期文件夹根目录也行</w:t>
+      </w:r>
+      <w:r>
+        <w:rPr>
+          <w:rFonts w:ascii="Calibri" w:hAnsi="Calibri" w:eastAsia="微软雅黑" w:cs="Calibri" w:hint="eastAsia"/>
+          <w:b w:val="0"/>
+          <w:color w:val="1A1A1A"/>
+          <w:sz w:val="22"/>
+        </w:rPr>
+        <w:t>。</w:t>
       </w:r>
     </w:p>
     <w:p>
@@ -4881,7 +4999,7 @@
           <w:color w:val="1A1A1A"/>
           <w:sz w:val="22"/>
         </w:rPr>
-        <w:t>看板现在的做法：</w:t>
+        <w:t xml:space="preserve">看板现在的做法有两条，哪条能用就用哪条：① </w:t>
       </w:r>
       <w:r>
         <w:rPr>
@@ -4890,7 +5008,7 @@
           <w:color w:val="1A1A1A"/>
           <w:sz w:val="22"/>
         </w:rPr>
-        <w:t>只要目录里放着上一期数据、且它的区间正好等于本期的「上一周期」，就用上一期的本期值当上期基数补上</w:t>
+        <w:t>带公式文件的明细自带「上期」表</w:t>
       </w:r>
       <w:r>
         <w:rPr>
@@ -4899,7 +5017,25 @@
           <w:color w:val="1A1A1A"/>
           <w:sz w:val="22"/>
         </w:rPr>
-        <w:t>——所以两期文件都在时，门店、城市、区域的分类分也都有环比。缺上一期数据时（例如最早那一期）才显示「—」。</w:t>
+        <w:t>时就取它（最准，9.14-9.20 那一期的上期 9/07–9/13 就是这么来的）；② 否则，</w:t>
+      </w:r>
+      <w:r>
+        <w:rPr>
+          <w:rFonts w:ascii="Calibri" w:hAnsi="Calibri" w:eastAsia="微软雅黑" w:cs="Calibri" w:hint="eastAsia"/>
+          <w:b/>
+          <w:color w:val="1A1A1A"/>
+          <w:sz w:val="22"/>
+        </w:rPr>
+        <w:t>只要目录里放着上一期数据、且它的区间正好等于本期的「上一周期」，就用上一期的本期值当上期基数补上</w:t>
+      </w:r>
+      <w:r>
+        <w:rPr>
+          <w:rFonts w:ascii="Calibri" w:hAnsi="Calibri" w:eastAsia="微软雅黑" w:cs="Calibri" w:hint="eastAsia"/>
+          <w:b w:val="0"/>
+          <w:color w:val="1A1A1A"/>
+          <w:sz w:val="22"/>
+        </w:rPr>
+        <w:t>——所以两期文件都在时，门店、城市、战区的分类分也都有环比。两条都不成立时（例如最早那一期）才显示「—」。</w:t>
       </w:r>
     </w:p>
     <w:p>
@@ -4914,6 +5050,52 @@
           <w:sz w:val="22"/>
         </w:rPr>
         <w:t>另外闪购的「服务负反馈率」在督导表里给的是比率（0.88 这种，不是 0–5 分），不能直接当分用，看板改由旗下门店聚合——它也靠上面这条补数才有上期。</w:t>
+      </w:r>
+    </w:p>
+    <w:p>
+      <w:pPr>
+        <w:spacing w:before="160" w:after="40" w:line="300" w:lineRule="auto"/>
+      </w:pPr>
+      <w:r>
+        <w:rPr>
+          <w:rFonts w:ascii="Calibri" w:hAnsi="Calibri" w:eastAsia="微软雅黑" w:cs="Calibri" w:hint="eastAsia"/>
+          <w:b/>
+          <w:color w:val="1A1A1A"/>
+          <w:sz w:val="22"/>
+        </w:rPr>
+        <w:t>Q：某一期闪购「消息回复率（%）」「商责取消率」的环比整列都是 0.00%？</w:t>
+      </w:r>
+    </w:p>
+    <w:p>
+      <w:pPr>
+        <w:spacing w:before="0" w:after="120" w:line="300" w:lineRule="auto"/>
+      </w:pPr>
+      <w:r>
+        <w:rPr>
+          <w:rFonts w:ascii="Calibri" w:hAnsi="Calibri" w:eastAsia="微软雅黑" w:cs="Calibri" w:hint="eastAsia"/>
+          <w:b w:val="0"/>
+          <w:color w:val="1A1A1A"/>
+          <w:sz w:val="22"/>
+        </w:rPr>
+        <w:t>这是平台导出文件本身的问题，不是看板算错：那种文件里闪购门店维度（以及明细的「上期」表）的</w:t>
+      </w:r>
+      <w:r>
+        <w:rPr>
+          <w:rFonts w:ascii="Calibri" w:hAnsi="Calibri" w:eastAsia="微软雅黑" w:cs="Calibri" w:hint="eastAsia"/>
+          <w:b/>
+          <w:color w:val="1A1A1A"/>
+          <w:sz w:val="22"/>
+        </w:rPr>
+        <w:t>「上期」列公式引用的是「本期」列</w:t>
+      </w:r>
+      <w:r>
+        <w:rPr>
+          <w:rFonts w:ascii="Calibri" w:hAnsi="Calibri" w:eastAsia="微软雅黑" w:cs="Calibri" w:hint="eastAsia"/>
+          <w:b w:val="0"/>
+          <w:color w:val="1A1A1A"/>
+          <w:sz w:val="22"/>
+        </w:rPr>
+        <w:t>，两列数值本来就一模一样。要拿到真实环比，只能请平台重新导出。</w:t>
       </w:r>
     </w:p>
     <w:p>

--- a/看板使用说明.docx
+++ b/看板使用说明.docx
@@ -5077,7 +5077,7 @@
           <w:color w:val="1A1A1A"/>
           <w:sz w:val="22"/>
         </w:rPr>
-        <w:t>这是平台导出文件本身的问题，不是看板算错：那种文件里闪购门店维度（以及明细的「上期」表）的</w:t>
+        <w:t>先查平台导出的源文件，不是看板算错：如果那份文件里闪购门店维度（以及明细的「上期」表）的</w:t>
       </w:r>
       <w:r>
         <w:rPr>
@@ -5095,7 +5095,7 @@
           <w:color w:val="1A1A1A"/>
           <w:sz w:val="22"/>
         </w:rPr>
-        <w:t>，两列数值本来就一模一样。要拿到真实环比，只能请平台重新导出。</w:t>
+        <w:t>，两列数值本来就一模一样，环比自然全是 0。9.14-9.20 那一期的首版就是这样，平台重新导出后已恢复正常（战区消息回复率 78.76% → 79.30%、商责取消率 0.81% → 0.98%）。遇到这种情况请让平台按正确公式重新导出。</w:t>
       </w:r>
     </w:p>
     <w:p>
